--- a/dokumen pendukung ukktp.docx
+++ b/dokumen pendukung ukktp.docx
@@ -48,7 +48,6 @@
         </w:numPr>
         <w:spacing w:line="360" w:lineRule="auto"/>
         <w:ind w:left="284" w:hanging="284"/>
-        <w:jc w:val="center"/>
         <w:rPr>
           <w:rFonts w:ascii="Times New Roman" w:hAnsi="Times New Roman" w:cs="Times New Roman"/>
           <w:sz w:val="24"/>
@@ -182,7 +181,7 @@
           <w:szCs w:val="24"/>
         </w:rPr>
         <w:drawing>
-          <wp:inline distT="0" distB="0" distL="0" distR="0" wp14:anchorId="693D941F" wp14:editId="422130FC">
+          <wp:inline distT="0" distB="0" distL="0" distR="0" wp14:anchorId="693D941F" wp14:editId="03081B2E">
             <wp:extent cx="5039995" cy="2833370"/>
             <wp:effectExtent l="0" t="0" r="0" b="0"/>
             <wp:docPr id="1" name="Picture 1"/>
@@ -242,7 +241,7 @@
           <w:szCs w:val="24"/>
         </w:rPr>
         <w:drawing>
-          <wp:inline distT="0" distB="0" distL="0" distR="0" wp14:anchorId="3F69E007" wp14:editId="04E43711">
+          <wp:inline distT="0" distB="0" distL="0" distR="0" wp14:anchorId="3F69E007" wp14:editId="2F985BD7">
             <wp:extent cx="5039995" cy="2833370"/>
             <wp:effectExtent l="0" t="0" r="0" b="0"/>
             <wp:docPr id="2" name="Picture 2"/>
@@ -304,7 +303,7 @@
         </w:rPr>
         <w:lastRenderedPageBreak/>
         <w:drawing>
-          <wp:inline distT="0" distB="0" distL="0" distR="0" wp14:anchorId="41F69BE9" wp14:editId="616899E1">
+          <wp:inline distT="0" distB="0" distL="0" distR="0" wp14:anchorId="41F69BE9" wp14:editId="3FFB87DF">
             <wp:extent cx="5039995" cy="2833370"/>
             <wp:effectExtent l="0" t="0" r="0" b="0"/>
             <wp:docPr id="3" name="Picture 3"/>
@@ -353,7 +352,7 @@
           <w:szCs w:val="24"/>
         </w:rPr>
         <w:drawing>
-          <wp:inline distT="0" distB="0" distL="0" distR="0" wp14:anchorId="5548180B" wp14:editId="42480EB2">
+          <wp:inline distT="0" distB="0" distL="0" distR="0" wp14:anchorId="5548180B" wp14:editId="64C3A0C5">
             <wp:extent cx="5039995" cy="3792855"/>
             <wp:effectExtent l="0" t="0" r="0" b="0"/>
             <wp:docPr id="4" name="Picture 4"/>
@@ -403,7 +402,7 @@
         </w:rPr>
         <w:lastRenderedPageBreak/>
         <w:drawing>
-          <wp:inline distT="0" distB="0" distL="0" distR="0" wp14:anchorId="5078AA50" wp14:editId="47E549AB">
+          <wp:inline distT="0" distB="0" distL="0" distR="0" wp14:anchorId="5078AA50" wp14:editId="5534C703">
             <wp:extent cx="5039995" cy="2833370"/>
             <wp:effectExtent l="0" t="0" r="0" b="0"/>
             <wp:docPr id="5" name="Picture 5"/>
@@ -452,7 +451,7 @@
           <w:szCs w:val="24"/>
         </w:rPr>
         <w:drawing>
-          <wp:inline distT="0" distB="0" distL="0" distR="0" wp14:anchorId="05266728" wp14:editId="1A4443AF">
+          <wp:inline distT="0" distB="0" distL="0" distR="0" wp14:anchorId="05266728" wp14:editId="05D19B05">
             <wp:extent cx="5039995" cy="2988310"/>
             <wp:effectExtent l="0" t="0" r="0" b="0"/>
             <wp:docPr id="6" name="Picture 6"/>
@@ -502,7 +501,7 @@
         </w:rPr>
         <w:lastRenderedPageBreak/>
         <w:drawing>
-          <wp:inline distT="0" distB="0" distL="0" distR="0" wp14:anchorId="6F4960E6" wp14:editId="17831188">
+          <wp:inline distT="0" distB="0" distL="0" distR="0" wp14:anchorId="6F4960E6" wp14:editId="08CB99A2">
             <wp:extent cx="5039995" cy="2833370"/>
             <wp:effectExtent l="0" t="0" r="8255" b="5080"/>
             <wp:docPr id="9" name="Picture 9"/>
@@ -551,7 +550,7 @@
           <w:szCs w:val="24"/>
         </w:rPr>
         <w:drawing>
-          <wp:inline distT="0" distB="0" distL="0" distR="0" wp14:anchorId="75378874" wp14:editId="71B06797">
+          <wp:inline distT="0" distB="0" distL="0" distR="0" wp14:anchorId="75378874" wp14:editId="281355B4">
             <wp:extent cx="5039995" cy="2172970"/>
             <wp:effectExtent l="0" t="0" r="8255" b="0"/>
             <wp:docPr id="10" name="Picture 10"/>
@@ -600,7 +599,7 @@
           <w:szCs w:val="24"/>
         </w:rPr>
         <w:drawing>
-          <wp:inline distT="0" distB="0" distL="0" distR="0" wp14:anchorId="4E19FFE6" wp14:editId="4558909B">
+          <wp:inline distT="0" distB="0" distL="0" distR="0" wp14:anchorId="4E19FFE6" wp14:editId="4A11CDDC">
             <wp:extent cx="5039995" cy="2172970"/>
             <wp:effectExtent l="0" t="0" r="8255" b="0"/>
             <wp:docPr id="12" name="Picture 12"/>
@@ -650,7 +649,7 @@
         </w:rPr>
         <w:lastRenderedPageBreak/>
         <w:drawing>
-          <wp:inline distT="0" distB="0" distL="0" distR="0" wp14:anchorId="51D88364" wp14:editId="4FE5FE46">
+          <wp:inline distT="0" distB="0" distL="0" distR="0" wp14:anchorId="51D88364" wp14:editId="6491D7D4">
             <wp:extent cx="5039995" cy="2172970"/>
             <wp:effectExtent l="0" t="0" r="8255" b="0"/>
             <wp:docPr id="13" name="Picture 13"/>
@@ -699,7 +698,7 @@
           <w:szCs w:val="24"/>
         </w:rPr>
         <w:drawing>
-          <wp:inline distT="0" distB="0" distL="0" distR="0" wp14:anchorId="362327C1" wp14:editId="4CFE3938">
+          <wp:inline distT="0" distB="0" distL="0" distR="0" wp14:anchorId="362327C1" wp14:editId="13815B22">
             <wp:extent cx="5039995" cy="3173095"/>
             <wp:effectExtent l="0" t="0" r="8255" b="8255"/>
             <wp:docPr id="14" name="Picture 14"/>
@@ -810,7 +809,6 @@
     <w:p>
       <w:pPr>
         <w:spacing w:line="360" w:lineRule="auto"/>
-        <w:jc w:val="center"/>
         <w:rPr>
           <w:rFonts w:ascii="Times New Roman" w:hAnsi="Times New Roman" w:cs="Times New Roman"/>
           <w:sz w:val="24"/>
@@ -823,6 +821,249 @@
         <w:spacing w:line="360" w:lineRule="auto"/>
         <w:rPr>
           <w:rFonts w:ascii="Times New Roman" w:hAnsi="Times New Roman" w:cs="Times New Roman"/>
+          <w:noProof/>
+          <w:sz w:val="24"/>
+          <w:szCs w:val="24"/>
+        </w:rPr>
+      </w:pPr>
+    </w:p>
+    <w:p>
+      <w:pPr>
+        <w:spacing w:line="360" w:lineRule="auto"/>
+        <w:rPr>
+          <w:rFonts w:ascii="Times New Roman" w:hAnsi="Times New Roman" w:cs="Times New Roman"/>
+          <w:noProof/>
+          <w:sz w:val="24"/>
+          <w:szCs w:val="24"/>
+        </w:rPr>
+      </w:pPr>
+    </w:p>
+    <w:p>
+      <w:pPr>
+        <w:spacing w:line="360" w:lineRule="auto"/>
+        <w:rPr>
+          <w:rFonts w:ascii="Times New Roman" w:hAnsi="Times New Roman" w:cs="Times New Roman"/>
+          <w:noProof/>
+          <w:sz w:val="24"/>
+          <w:szCs w:val="24"/>
+        </w:rPr>
+      </w:pPr>
+    </w:p>
+    <w:p>
+      <w:pPr>
+        <w:spacing w:line="360" w:lineRule="auto"/>
+        <w:rPr>
+          <w:rFonts w:ascii="Times New Roman" w:hAnsi="Times New Roman" w:cs="Times New Roman"/>
+          <w:noProof/>
+          <w:sz w:val="24"/>
+          <w:szCs w:val="24"/>
+        </w:rPr>
+      </w:pPr>
+    </w:p>
+    <w:p>
+      <w:pPr>
+        <w:spacing w:line="360" w:lineRule="auto"/>
+        <w:rPr>
+          <w:rFonts w:ascii="Times New Roman" w:hAnsi="Times New Roman" w:cs="Times New Roman"/>
+          <w:noProof/>
+          <w:sz w:val="24"/>
+          <w:szCs w:val="24"/>
+        </w:rPr>
+      </w:pPr>
+    </w:p>
+    <w:p>
+      <w:pPr>
+        <w:spacing w:line="360" w:lineRule="auto"/>
+        <w:rPr>
+          <w:rFonts w:ascii="Times New Roman" w:hAnsi="Times New Roman" w:cs="Times New Roman"/>
+          <w:noProof/>
+          <w:sz w:val="24"/>
+          <w:szCs w:val="24"/>
+        </w:rPr>
+      </w:pPr>
+    </w:p>
+    <w:p>
+      <w:pPr>
+        <w:spacing w:line="360" w:lineRule="auto"/>
+        <w:rPr>
+          <w:rFonts w:ascii="Times New Roman" w:hAnsi="Times New Roman" w:cs="Times New Roman"/>
+          <w:noProof/>
+          <w:sz w:val="24"/>
+          <w:szCs w:val="24"/>
+        </w:rPr>
+      </w:pPr>
+    </w:p>
+    <w:p>
+      <w:pPr>
+        <w:spacing w:line="360" w:lineRule="auto"/>
+        <w:rPr>
+          <w:rFonts w:ascii="Times New Roman" w:hAnsi="Times New Roman" w:cs="Times New Roman"/>
+          <w:noProof/>
+          <w:sz w:val="24"/>
+          <w:szCs w:val="24"/>
+        </w:rPr>
+      </w:pPr>
+    </w:p>
+    <w:p>
+      <w:pPr>
+        <w:spacing w:line="360" w:lineRule="auto"/>
+        <w:rPr>
+          <w:rFonts w:ascii="Times New Roman" w:hAnsi="Times New Roman" w:cs="Times New Roman"/>
+          <w:noProof/>
+          <w:sz w:val="24"/>
+          <w:szCs w:val="24"/>
+        </w:rPr>
+      </w:pPr>
+    </w:p>
+    <w:p>
+      <w:pPr>
+        <w:spacing w:line="360" w:lineRule="auto"/>
+        <w:rPr>
+          <w:rFonts w:ascii="Times New Roman" w:hAnsi="Times New Roman" w:cs="Times New Roman"/>
+          <w:noProof/>
+          <w:sz w:val="24"/>
+          <w:szCs w:val="24"/>
+        </w:rPr>
+      </w:pPr>
+    </w:p>
+    <w:p>
+      <w:pPr>
+        <w:spacing w:line="360" w:lineRule="auto"/>
+        <w:rPr>
+          <w:rFonts w:ascii="Times New Roman" w:hAnsi="Times New Roman" w:cs="Times New Roman"/>
+          <w:noProof/>
+          <w:sz w:val="24"/>
+          <w:szCs w:val="24"/>
+        </w:rPr>
+      </w:pPr>
+    </w:p>
+    <w:p>
+      <w:pPr>
+        <w:spacing w:line="360" w:lineRule="auto"/>
+        <w:rPr>
+          <w:rFonts w:ascii="Times New Roman" w:hAnsi="Times New Roman" w:cs="Times New Roman"/>
+          <w:noProof/>
+          <w:sz w:val="24"/>
+          <w:szCs w:val="24"/>
+        </w:rPr>
+      </w:pPr>
+    </w:p>
+    <w:p>
+      <w:pPr>
+        <w:spacing w:line="360" w:lineRule="auto"/>
+        <w:rPr>
+          <w:rFonts w:ascii="Times New Roman" w:hAnsi="Times New Roman" w:cs="Times New Roman"/>
+          <w:noProof/>
+          <w:sz w:val="24"/>
+          <w:szCs w:val="24"/>
+        </w:rPr>
+      </w:pPr>
+    </w:p>
+    <w:p>
+      <w:pPr>
+        <w:spacing w:line="360" w:lineRule="auto"/>
+        <w:rPr>
+          <w:rFonts w:ascii="Times New Roman" w:hAnsi="Times New Roman" w:cs="Times New Roman"/>
+          <w:noProof/>
+          <w:sz w:val="24"/>
+          <w:szCs w:val="24"/>
+        </w:rPr>
+      </w:pPr>
+    </w:p>
+    <w:p>
+      <w:pPr>
+        <w:spacing w:line="360" w:lineRule="auto"/>
+        <w:rPr>
+          <w:rFonts w:ascii="Times New Roman" w:hAnsi="Times New Roman" w:cs="Times New Roman"/>
+          <w:noProof/>
+          <w:sz w:val="24"/>
+          <w:szCs w:val="24"/>
+        </w:rPr>
+      </w:pPr>
+    </w:p>
+    <w:p>
+      <w:pPr>
+        <w:spacing w:line="360" w:lineRule="auto"/>
+        <w:rPr>
+          <w:rFonts w:ascii="Times New Roman" w:hAnsi="Times New Roman" w:cs="Times New Roman"/>
+          <w:noProof/>
+          <w:sz w:val="24"/>
+          <w:szCs w:val="24"/>
+        </w:rPr>
+      </w:pPr>
+    </w:p>
+    <w:p>
+      <w:pPr>
+        <w:spacing w:line="360" w:lineRule="auto"/>
+        <w:rPr>
+          <w:rFonts w:ascii="Times New Roman" w:hAnsi="Times New Roman" w:cs="Times New Roman"/>
+          <w:noProof/>
+          <w:sz w:val="24"/>
+          <w:szCs w:val="24"/>
+        </w:rPr>
+      </w:pPr>
+    </w:p>
+    <w:p>
+      <w:pPr>
+        <w:spacing w:line="360" w:lineRule="auto"/>
+        <w:rPr>
+          <w:rFonts w:ascii="Times New Roman" w:hAnsi="Times New Roman" w:cs="Times New Roman"/>
+          <w:noProof/>
+          <w:sz w:val="24"/>
+          <w:szCs w:val="24"/>
+        </w:rPr>
+      </w:pPr>
+    </w:p>
+    <w:p>
+      <w:pPr>
+        <w:spacing w:line="360" w:lineRule="auto"/>
+        <w:rPr>
+          <w:rFonts w:ascii="Times New Roman" w:hAnsi="Times New Roman" w:cs="Times New Roman"/>
+          <w:noProof/>
+          <w:sz w:val="24"/>
+          <w:szCs w:val="24"/>
+        </w:rPr>
+      </w:pPr>
+    </w:p>
+    <w:p>
+      <w:pPr>
+        <w:spacing w:line="360" w:lineRule="auto"/>
+        <w:rPr>
+          <w:rFonts w:ascii="Times New Roman" w:hAnsi="Times New Roman" w:cs="Times New Roman"/>
+          <w:noProof/>
+          <w:sz w:val="24"/>
+          <w:szCs w:val="24"/>
+        </w:rPr>
+      </w:pPr>
+    </w:p>
+    <w:p>
+      <w:pPr>
+        <w:spacing w:line="360" w:lineRule="auto"/>
+        <w:rPr>
+          <w:rFonts w:ascii="Times New Roman" w:hAnsi="Times New Roman" w:cs="Times New Roman"/>
+          <w:noProof/>
+          <w:sz w:val="24"/>
+          <w:szCs w:val="24"/>
+        </w:rPr>
+      </w:pPr>
+    </w:p>
+    <w:p>
+      <w:pPr>
+        <w:spacing w:line="360" w:lineRule="auto"/>
+        <w:rPr>
+          <w:rFonts w:ascii="Times New Roman" w:hAnsi="Times New Roman" w:cs="Times New Roman"/>
+          <w:noProof/>
+          <w:sz w:val="24"/>
+          <w:szCs w:val="24"/>
+        </w:rPr>
+      </w:pPr>
+    </w:p>
+    <w:p>
+      <w:pPr>
+        <w:spacing w:line="360" w:lineRule="auto"/>
+        <w:rPr>
+          <w:rFonts w:ascii="Times New Roman" w:hAnsi="Times New Roman" w:cs="Times New Roman"/>
+          <w:noProof/>
           <w:sz w:val="24"/>
           <w:szCs w:val="24"/>
         </w:rPr>
@@ -863,6 +1104,7 @@
           <w:sz w:val="24"/>
           <w:szCs w:val="24"/>
         </w:rPr>
+        <w:lastRenderedPageBreak/>
         <w:t>ERD</w:t>
       </w:r>
     </w:p>
@@ -2116,6 +2358,24 @@
     </w:p>
     <w:p>
       <w:pPr>
+        <w:rPr>
+          <w:rFonts w:ascii="Times New Roman" w:hAnsi="Times New Roman" w:cs="Times New Roman"/>
+          <w:sz w:val="24"/>
+          <w:szCs w:val="24"/>
+        </w:rPr>
+      </w:pPr>
+    </w:p>
+    <w:p>
+      <w:pPr>
+        <w:rPr>
+          <w:rFonts w:ascii="Times New Roman" w:hAnsi="Times New Roman" w:cs="Times New Roman"/>
+          <w:sz w:val="24"/>
+          <w:szCs w:val="24"/>
+        </w:rPr>
+      </w:pPr>
+    </w:p>
+    <w:p>
+      <w:pPr>
         <w:pStyle w:val="ListParagraph"/>
         <w:numPr>
           <w:ilvl w:val="0"/>
@@ -2140,6 +2400,7 @@
           <w:sz w:val="24"/>
           <w:szCs w:val="24"/>
         </w:rPr>
+        <w:lastRenderedPageBreak/>
         <w:t>Tujuan</w:t>
       </w:r>
       <w:proofErr w:type="spellEnd"/>
@@ -2178,7 +2439,6 @@
       </w:pPr>
       <w:proofErr w:type="spellStart"/>
       <w:r>
-        <w:lastRenderedPageBreak/>
         <w:t>Memudahkan</w:t>
       </w:r>
       <w:proofErr w:type="spellEnd"/>
@@ -2741,13 +3001,6 @@
     <w:p>
       <w:pPr>
         <w:pStyle w:val="NormalWeb"/>
-        <w:spacing w:line="360" w:lineRule="auto"/>
-        <w:ind w:left="851"/>
-      </w:pPr>
-    </w:p>
-    <w:p>
-      <w:pPr>
-        <w:pStyle w:val="NormalWeb"/>
         <w:numPr>
           <w:ilvl w:val="0"/>
           <w:numId w:val="5"/>
@@ -3454,7 +3707,6 @@
           <w:sz w:val="24"/>
           <w:szCs w:val="24"/>
         </w:rPr>
-        <w:lastRenderedPageBreak/>
         <w:t xml:space="preserve">Admin </w:t>
       </w:r>
       <w:proofErr w:type="spellStart"/>
@@ -3529,17 +3781,6 @@
         </w:rPr>
         <w:t xml:space="preserve">” </w:t>
       </w:r>
-    </w:p>
-    <w:p>
-      <w:pPr>
-        <w:pStyle w:val="ListParagraph"/>
-        <w:ind w:left="1004"/>
-        <w:rPr>
-          <w:rFonts w:ascii="Times New Roman" w:hAnsi="Times New Roman" w:cs="Times New Roman"/>
-          <w:sz w:val="24"/>
-          <w:szCs w:val="24"/>
-        </w:rPr>
-      </w:pPr>
     </w:p>
     <w:p>
       <w:pPr>
@@ -3563,6 +3804,7 @@
           <w:sz w:val="24"/>
           <w:szCs w:val="24"/>
         </w:rPr>
+        <w:lastRenderedPageBreak/>
         <w:t>Dokumentasi</w:t>
       </w:r>
       <w:proofErr w:type="spellEnd"/>
